--- a/3course/2sem/practice/Щоденник_Гулковська_ІПС_32.docx
+++ b/3course/2sem/practice/Щоденник_Гулковська_ІПС_32.docx
@@ -469,7 +469,7 @@
           <w:lang w:val="uk-UA"/>
         </w:rPr>
         <w:drawing>
-          <wp:inline distT="0" distB="0" distL="0" distR="0">
+          <wp:inline distT="0" distB="0" distL="0" distR="0" wp14:anchorId="06381B9F" wp14:editId="31884A06">
             <wp:extent cx="358140" cy="327660"/>
             <wp:effectExtent l="0" t="0" r="0" b="0"/>
             <wp:docPr id="1" name="Рисунок 1"/>
@@ -486,7 +486,7 @@
                     </pic:cNvPicPr>
                   </pic:nvPicPr>
                   <pic:blipFill>
-                    <a:blip r:embed="rId5" cstate="print">
+                    <a:blip r:embed="rId6" cstate="print">
                       <a:extLst>
                         <a:ext uri="{28A0092B-C50C-407E-A947-70E740481C1C}">
                           <a14:useLocalDpi xmlns:a14="http://schemas.microsoft.com/office/drawing/2010/main" val="0"/>
@@ -855,7 +855,7 @@
           <w:lang w:val="uk-UA"/>
         </w:rPr>
         <w:drawing>
-          <wp:inline distT="0" distB="0" distL="0" distR="0">
+          <wp:inline distT="0" distB="0" distL="0" distR="0" wp14:anchorId="548CA8E9" wp14:editId="3338DF97">
             <wp:extent cx="1234440" cy="1181100"/>
             <wp:effectExtent l="0" t="0" r="0" b="0"/>
             <wp:docPr id="2" name="Рисунок 2"/>
@@ -872,7 +872,7 @@
                     </pic:cNvPicPr>
                   </pic:nvPicPr>
                   <pic:blipFill>
-                    <a:blip r:embed="rId6" cstate="print">
+                    <a:blip r:embed="rId7" cstate="print">
                       <a:lum contrast="30000"/>
                       <a:extLst>
                         <a:ext uri="{28A0092B-C50C-407E-A947-70E740481C1C}">
@@ -6408,45 +6408,82 @@
           </w:p>
         </w:tc>
       </w:tr>
-      <w:tr>
-        <w:trPr>
-          <w:trHeight w:val="254"/>
-        </w:trPr>
-        <w:tc>
-          <w:tcPr>
-            <w:tcW w:w="6768" w:type="dxa"/>
-          </w:tcPr>
-          <w:p>
-            <w:pPr>
-              <w:jc w:val="both"/>
-              <w:rPr>
-                <w:sz w:val="22"/>
-                <w:lang w:val="uk-UA"/>
-              </w:rPr>
-            </w:pPr>
-          </w:p>
-        </w:tc>
-      </w:tr>
-      <w:tr>
-        <w:trPr>
-          <w:trHeight w:val="254"/>
-        </w:trPr>
-        <w:tc>
-          <w:tcPr>
-            <w:tcW w:w="6768" w:type="dxa"/>
-          </w:tcPr>
-          <w:p>
-            <w:pPr>
-              <w:jc w:val="both"/>
-              <w:rPr>
-                <w:sz w:val="22"/>
-                <w:lang w:val="uk-UA"/>
-              </w:rPr>
-            </w:pPr>
-          </w:p>
-        </w:tc>
-      </w:tr>
     </w:tbl>
+    <w:p>
+      <w:pPr>
+        <w:pStyle w:val="3"/>
+        <w:rPr>
+          <w:rFonts w:ascii="Times New Roman" w:hAnsi="Times New Roman" w:cs="Times New Roman"/>
+          <w:sz w:val="22"/>
+          <w:szCs w:val="22"/>
+          <w:lang w:val="uk-UA"/>
+        </w:rPr>
+      </w:pPr>
+      <w:r>
+        <w:rPr>
+          <w:b w:val="0"/>
+          <w:noProof/>
+          <w:sz w:val="22"/>
+          <w:szCs w:val="22"/>
+          <w:lang w:val="uk-UA"/>
+        </w:rPr>
+        <w:drawing>
+          <wp:anchor distT="0" distB="0" distL="114300" distR="114300" simplePos="0" relativeHeight="251658240" behindDoc="0" locked="0" layoutInCell="1" allowOverlap="1" wp14:anchorId="3EC88AB1" wp14:editId="2E7D7AB9">
+            <wp:simplePos x="0" y="0"/>
+            <wp:positionH relativeFrom="column">
+              <wp:posOffset>2880360</wp:posOffset>
+            </wp:positionH>
+            <wp:positionV relativeFrom="paragraph">
+              <wp:posOffset>95250</wp:posOffset>
+            </wp:positionV>
+            <wp:extent cx="830580" cy="509225"/>
+            <wp:effectExtent l="0" t="0" r="7620" b="5715"/>
+            <wp:wrapNone/>
+            <wp:docPr id="3" name="Рисунок 3"/>
+            <wp:cNvGraphicFramePr>
+              <a:graphicFrameLocks xmlns:a="http://schemas.openxmlformats.org/drawingml/2006/main" noChangeAspect="1"/>
+            </wp:cNvGraphicFramePr>
+            <a:graphic xmlns:a="http://schemas.openxmlformats.org/drawingml/2006/main">
+              <a:graphicData uri="http://schemas.openxmlformats.org/drawingml/2006/picture">
+                <pic:pic xmlns:pic="http://schemas.openxmlformats.org/drawingml/2006/picture">
+                  <pic:nvPicPr>
+                    <pic:cNvPr id="3" name="Vector 485.png"/>
+                    <pic:cNvPicPr/>
+                  </pic:nvPicPr>
+                  <pic:blipFill>
+                    <a:blip r:embed="rId8" cstate="print">
+                      <a:extLst>
+                        <a:ext uri="{28A0092B-C50C-407E-A947-70E740481C1C}">
+                          <a14:useLocalDpi xmlns:a14="http://schemas.microsoft.com/office/drawing/2010/main" val="0"/>
+                        </a:ext>
+                      </a:extLst>
+                    </a:blip>
+                    <a:stretch>
+                      <a:fillRect/>
+                    </a:stretch>
+                  </pic:blipFill>
+                  <pic:spPr>
+                    <a:xfrm>
+                      <a:off x="0" y="0"/>
+                      <a:ext cx="830580" cy="509225"/>
+                    </a:xfrm>
+                    <a:prstGeom prst="rect">
+                      <a:avLst/>
+                    </a:prstGeom>
+                  </pic:spPr>
+                </pic:pic>
+              </a:graphicData>
+            </a:graphic>
+            <wp14:sizeRelH relativeFrom="margin">
+              <wp14:pctWidth>0</wp14:pctWidth>
+            </wp14:sizeRelH>
+            <wp14:sizeRelV relativeFrom="margin">
+              <wp14:pctHeight>0</wp14:pctHeight>
+            </wp14:sizeRelV>
+          </wp:anchor>
+        </w:drawing>
+      </w:r>
+    </w:p>
     <w:p>
       <w:pPr>
         <w:pStyle w:val="3"/>
@@ -8972,6 +9009,70 @@
       </w:pPr>
       <w:r>
         <w:rPr>
+          <w:b/>
+          <w:noProof/>
+          <w:sz w:val="22"/>
+          <w:szCs w:val="22"/>
+          <w:lang w:val="uk-UA"/>
+        </w:rPr>
+        <w:drawing>
+          <wp:anchor distT="0" distB="0" distL="114300" distR="114300" simplePos="0" relativeHeight="251660288" behindDoc="0" locked="0" layoutInCell="1" allowOverlap="1" wp14:anchorId="1ED9DD8E" wp14:editId="27155BF7">
+            <wp:simplePos x="0" y="0"/>
+            <wp:positionH relativeFrom="margin">
+              <wp:posOffset>1764030</wp:posOffset>
+            </wp:positionH>
+            <wp:positionV relativeFrom="paragraph">
+              <wp:posOffset>2540</wp:posOffset>
+            </wp:positionV>
+            <wp:extent cx="830580" cy="509225"/>
+            <wp:effectExtent l="0" t="0" r="7620" b="5715"/>
+            <wp:wrapNone/>
+            <wp:docPr id="4" name="Рисунок 4"/>
+            <wp:cNvGraphicFramePr>
+              <a:graphicFrameLocks xmlns:a="http://schemas.openxmlformats.org/drawingml/2006/main" noChangeAspect="1"/>
+            </wp:cNvGraphicFramePr>
+            <a:graphic xmlns:a="http://schemas.openxmlformats.org/drawingml/2006/main">
+              <a:graphicData uri="http://schemas.openxmlformats.org/drawingml/2006/picture">
+                <pic:pic xmlns:pic="http://schemas.openxmlformats.org/drawingml/2006/picture">
+                  <pic:nvPicPr>
+                    <pic:cNvPr id="3" name="Vector 485.png"/>
+                    <pic:cNvPicPr/>
+                  </pic:nvPicPr>
+                  <pic:blipFill>
+                    <a:blip r:embed="rId8" cstate="print">
+                      <a:extLst>
+                        <a:ext uri="{28A0092B-C50C-407E-A947-70E740481C1C}">
+                          <a14:useLocalDpi xmlns:a14="http://schemas.microsoft.com/office/drawing/2010/main" val="0"/>
+                        </a:ext>
+                      </a:extLst>
+                    </a:blip>
+                    <a:stretch>
+                      <a:fillRect/>
+                    </a:stretch>
+                  </pic:blipFill>
+                  <pic:spPr>
+                    <a:xfrm>
+                      <a:off x="0" y="0"/>
+                      <a:ext cx="830580" cy="509225"/>
+                    </a:xfrm>
+                    <a:prstGeom prst="rect">
+                      <a:avLst/>
+                    </a:prstGeom>
+                  </pic:spPr>
+                </pic:pic>
+              </a:graphicData>
+            </a:graphic>
+            <wp14:sizeRelH relativeFrom="margin">
+              <wp14:pctWidth>0</wp14:pctWidth>
+            </wp14:sizeRelH>
+            <wp14:sizeRelV relativeFrom="margin">
+              <wp14:pctHeight>0</wp14:pctHeight>
+            </wp14:sizeRelV>
+          </wp:anchor>
+        </w:drawing>
+      </w:r>
+      <w:r>
+        <w:rPr>
           <w:sz w:val="22"/>
           <w:szCs w:val="22"/>
           <w:lang w:val="uk-UA"/>
@@ -9498,7 +9599,33 @@
                 <w:szCs w:val="22"/>
                 <w:lang w:val="uk-UA"/>
               </w:rPr>
-              <w:t>Рекомендована оцінка: відмінно.</w:t>
+              <w:t xml:space="preserve">Студентка рекомендована на присвоєння професійної кваліфікації </w:t>
+            </w:r>
+            <w:r>
+              <w:rPr>
+                <w:sz w:val="22"/>
+                <w:szCs w:val="22"/>
+                <w:lang w:val="uk-UA"/>
+              </w:rPr>
+              <w:t>Розробник програмного забезпече</w:t>
+            </w:r>
+            <w:bookmarkStart w:id="0" w:name="_GoBack"/>
+            <w:bookmarkEnd w:id="0"/>
+            <w:r>
+              <w:rPr>
+                <w:sz w:val="22"/>
+                <w:szCs w:val="22"/>
+                <w:lang w:val="uk-UA"/>
+              </w:rPr>
+              <w:t>ння</w:t>
+            </w:r>
+            <w:r>
+              <w:rPr>
+                <w:sz w:val="22"/>
+                <w:szCs w:val="22"/>
+                <w:lang w:val="uk-UA"/>
+              </w:rPr>
+              <w:t xml:space="preserve">  </w:t>
             </w:r>
           </w:p>
         </w:tc>
@@ -9520,6 +9647,14 @@
                 <w:lang w:val="uk-UA"/>
               </w:rPr>
             </w:pPr>
+            <w:r>
+              <w:rPr>
+                <w:sz w:val="22"/>
+                <w:szCs w:val="22"/>
+                <w:lang w:val="uk-UA"/>
+              </w:rPr>
+              <w:t>Рекомендована оцінка: відмінно.</w:t>
+            </w:r>
           </w:p>
         </w:tc>
       </w:tr>
@@ -9583,68 +9718,6 @@
           </w:p>
         </w:tc>
       </w:tr>
-      <w:tr>
-        <w:trPr>
-          <w:trHeight w:val="320"/>
-        </w:trPr>
-        <w:tc>
-          <w:tcPr>
-            <w:tcW w:w="6660" w:type="dxa"/>
-          </w:tcPr>
-          <w:p>
-            <w:pPr>
-              <w:jc w:val="both"/>
-              <w:rPr>
-                <w:sz w:val="22"/>
-                <w:szCs w:val="22"/>
-                <w:lang w:val="uk-UA"/>
-              </w:rPr>
-            </w:pPr>
-          </w:p>
-        </w:tc>
-      </w:tr>
-      <w:tr>
-        <w:trPr>
-          <w:trHeight w:val="320"/>
-        </w:trPr>
-        <w:tc>
-          <w:tcPr>
-            <w:tcW w:w="6660" w:type="dxa"/>
-          </w:tcPr>
-          <w:p>
-            <w:pPr>
-              <w:jc w:val="both"/>
-              <w:rPr>
-                <w:sz w:val="22"/>
-                <w:szCs w:val="22"/>
-                <w:lang w:val="uk-UA"/>
-              </w:rPr>
-            </w:pPr>
-          </w:p>
-        </w:tc>
-      </w:tr>
-      <w:tr>
-        <w:trPr>
-          <w:trHeight w:val="320"/>
-        </w:trPr>
-        <w:tc>
-          <w:tcPr>
-            <w:tcW w:w="6660" w:type="dxa"/>
-          </w:tcPr>
-          <w:p>
-            <w:pPr>
-              <w:jc w:val="both"/>
-              <w:rPr>
-                <w:sz w:val="22"/>
-                <w:szCs w:val="22"/>
-                <w:lang w:val="uk-UA"/>
-              </w:rPr>
-            </w:pPr>
-            <w:bookmarkStart w:id="0" w:name="_GoBack"/>
-            <w:bookmarkEnd w:id="0"/>
-          </w:p>
-        </w:tc>
-      </w:tr>
     </w:tbl>
     <w:p>
       <w:pPr>
@@ -9918,16 +9991,136 @@
           <w:lang w:val="uk-UA"/>
         </w:rPr>
       </w:pPr>
-    </w:p>
-    <w:p>
-      <w:pPr>
+      <w:r>
         <w:rPr>
           <w:b/>
-          <w:sz w:val="22"/>
-          <w:szCs w:val="22"/>
-          <w:lang w:val="uk-UA"/>
-        </w:rPr>
-      </w:pPr>
+          <w:noProof/>
+          <w:sz w:val="22"/>
+          <w:szCs w:val="22"/>
+          <w:lang w:val="uk-UA"/>
+        </w:rPr>
+        <mc:AlternateContent>
+          <mc:Choice Requires="wps">
+            <w:drawing>
+              <wp:anchor distT="45720" distB="45720" distL="114300" distR="114300" simplePos="0" relativeHeight="251664384" behindDoc="0" locked="0" layoutInCell="1" allowOverlap="1" wp14:anchorId="1A44C76A" wp14:editId="5BA2EBB2">
+                <wp:simplePos x="0" y="0"/>
+                <wp:positionH relativeFrom="column">
+                  <wp:posOffset>1303020</wp:posOffset>
+                </wp:positionH>
+                <wp:positionV relativeFrom="paragraph">
+                  <wp:posOffset>95250</wp:posOffset>
+                </wp:positionV>
+                <wp:extent cx="868680" cy="1404620"/>
+                <wp:effectExtent l="0" t="0" r="0" b="5715"/>
+                <wp:wrapNone/>
+                <wp:docPr id="217" name="Текстове поле 2"/>
+                <wp:cNvGraphicFramePr>
+                  <a:graphicFrameLocks xmlns:a="http://schemas.openxmlformats.org/drawingml/2006/main"/>
+                </wp:cNvGraphicFramePr>
+                <a:graphic xmlns:a="http://schemas.openxmlformats.org/drawingml/2006/main">
+                  <a:graphicData uri="http://schemas.microsoft.com/office/word/2010/wordprocessingShape">
+                    <wps:wsp>
+                      <wps:cNvSpPr txBox="1">
+                        <a:spLocks noChangeArrowheads="1"/>
+                      </wps:cNvSpPr>
+                      <wps:spPr bwMode="auto">
+                        <a:xfrm>
+                          <a:off x="0" y="0"/>
+                          <a:ext cx="868680" cy="1404620"/>
+                        </a:xfrm>
+                        <a:prstGeom prst="rect">
+                          <a:avLst/>
+                        </a:prstGeom>
+                        <a:noFill/>
+                        <a:ln w="9525">
+                          <a:noFill/>
+                          <a:miter lim="800000"/>
+                          <a:headEnd/>
+                          <a:tailEnd/>
+                        </a:ln>
+                      </wps:spPr>
+                      <wps:txbx>
+                        <w:txbxContent>
+                          <w:p>
+                            <w:pPr>
+                              <w:rPr>
+                                <w:sz w:val="22"/>
+                              </w:rPr>
+                            </w:pPr>
+                            <w:r>
+                              <w:rPr>
+                                <w:sz w:val="22"/>
+                                <w:lang w:val="uk-UA"/>
+                              </w:rPr>
+                              <w:t>«відмінно»</w:t>
+                            </w:r>
+                          </w:p>
+                        </w:txbxContent>
+                      </wps:txbx>
+                      <wps:bodyPr rot="0" vert="horz" wrap="square" lIns="91440" tIns="45720" rIns="91440" bIns="45720" anchor="t" anchorCtr="0">
+                        <a:spAutoFit/>
+                      </wps:bodyPr>
+                    </wps:wsp>
+                  </a:graphicData>
+                </a:graphic>
+                <wp14:sizeRelH relativeFrom="margin">
+                  <wp14:pctWidth>0</wp14:pctWidth>
+                </wp14:sizeRelH>
+                <wp14:sizeRelV relativeFrom="margin">
+                  <wp14:pctHeight>20000</wp14:pctHeight>
+                </wp14:sizeRelV>
+              </wp:anchor>
+            </w:drawing>
+          </mc:Choice>
+          <mc:Fallback>
+            <w:pict>
+              <v:shapetype w14:anchorId="1A44C76A" id="_x0000_t202" coordsize="21600,21600" o:spt="202" path="m,l,21600r21600,l21600,xe">
+                <v:stroke joinstyle="miter"/>
+                <v:path gradientshapeok="t" o:connecttype="rect"/>
+              </v:shapetype>
+              <v:shape id="Текстове поле 2" o:spid="_x0000_s1026" type="#_x0000_t202" style="position:absolute;margin-left:102.6pt;margin-top:7.5pt;width:68.4pt;height:110.6pt;z-index:251664384;visibility:visible;mso-wrap-style:square;mso-width-percent:0;mso-height-percent:200;mso-wrap-distance-left:9pt;mso-wrap-distance-top:3.6pt;mso-wrap-distance-right:9pt;mso-wrap-distance-bottom:3.6pt;mso-position-horizontal:absolute;mso-position-horizontal-relative:text;mso-position-vertical:absolute;mso-position-vertical-relative:text;mso-width-percent:0;mso-height-percent:200;mso-width-relative:margin;mso-height-relative:margin;v-text-anchor:top" o:gfxdata="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" filled="f" stroked="f">
+                <v:textbox style="mso-fit-shape-to-text:t">
+                  <w:txbxContent>
+                    <w:p>
+                      <w:pPr>
+                        <w:rPr>
+                          <w:sz w:val="22"/>
+                        </w:rPr>
+                      </w:pPr>
+                      <w:r>
+                        <w:rPr>
+                          <w:sz w:val="22"/>
+                          <w:lang w:val="uk-UA"/>
+                        </w:rPr>
+                        <w:t>«відмінно»</w:t>
+                      </w:r>
+                    </w:p>
+                  </w:txbxContent>
+                </v:textbox>
+              </v:shape>
+            </w:pict>
+          </mc:Fallback>
+        </mc:AlternateContent>
+      </w:r>
+    </w:p>
+    <w:p>
+      <w:pPr>
+        <w:ind w:firstLine="360"/>
+        <w:jc w:val="both"/>
+        <w:rPr>
+          <w:sz w:val="22"/>
+          <w:szCs w:val="22"/>
+          <w:lang w:val="uk-UA"/>
+        </w:rPr>
+      </w:pPr>
+      <w:r>
+        <w:rPr>
+          <w:sz w:val="22"/>
+          <w:szCs w:val="22"/>
+          <w:lang w:val="uk-UA"/>
+        </w:rPr>
+        <w:t>Оцінка з практики _______________________________________</w:t>
+      </w:r>
     </w:p>
     <w:p>
       <w:pPr>
@@ -9939,6 +10132,70 @@
           <w:lang w:val="uk-UA"/>
         </w:rPr>
       </w:pPr>
+      <w:r>
+        <w:rPr>
+          <w:b/>
+          <w:noProof/>
+          <w:sz w:val="22"/>
+          <w:szCs w:val="22"/>
+          <w:lang w:val="uk-UA"/>
+        </w:rPr>
+        <w:drawing>
+          <wp:anchor distT="0" distB="0" distL="114300" distR="114300" simplePos="0" relativeHeight="251662336" behindDoc="0" locked="0" layoutInCell="1" allowOverlap="1" wp14:anchorId="61054921" wp14:editId="22D36B81">
+            <wp:simplePos x="0" y="0"/>
+            <wp:positionH relativeFrom="margin">
+              <wp:posOffset>8199755</wp:posOffset>
+            </wp:positionH>
+            <wp:positionV relativeFrom="paragraph">
+              <wp:posOffset>116840</wp:posOffset>
+            </wp:positionV>
+            <wp:extent cx="830580" cy="509225"/>
+            <wp:effectExtent l="0" t="0" r="7620" b="5715"/>
+            <wp:wrapNone/>
+            <wp:docPr id="5" name="Рисунок 5"/>
+            <wp:cNvGraphicFramePr>
+              <a:graphicFrameLocks xmlns:a="http://schemas.openxmlformats.org/drawingml/2006/main" noChangeAspect="1"/>
+            </wp:cNvGraphicFramePr>
+            <a:graphic xmlns:a="http://schemas.openxmlformats.org/drawingml/2006/main">
+              <a:graphicData uri="http://schemas.openxmlformats.org/drawingml/2006/picture">
+                <pic:pic xmlns:pic="http://schemas.openxmlformats.org/drawingml/2006/picture">
+                  <pic:nvPicPr>
+                    <pic:cNvPr id="3" name="Vector 485.png"/>
+                    <pic:cNvPicPr/>
+                  </pic:nvPicPr>
+                  <pic:blipFill>
+                    <a:blip r:embed="rId8" cstate="print">
+                      <a:extLst>
+                        <a:ext uri="{28A0092B-C50C-407E-A947-70E740481C1C}">
+                          <a14:useLocalDpi xmlns:a14="http://schemas.microsoft.com/office/drawing/2010/main" val="0"/>
+                        </a:ext>
+                      </a:extLst>
+                    </a:blip>
+                    <a:stretch>
+                      <a:fillRect/>
+                    </a:stretch>
+                  </pic:blipFill>
+                  <pic:spPr>
+                    <a:xfrm>
+                      <a:off x="0" y="0"/>
+                      <a:ext cx="830580" cy="509225"/>
+                    </a:xfrm>
+                    <a:prstGeom prst="rect">
+                      <a:avLst/>
+                    </a:prstGeom>
+                  </pic:spPr>
+                </pic:pic>
+              </a:graphicData>
+            </a:graphic>
+            <wp14:sizeRelH relativeFrom="margin">
+              <wp14:pctWidth>0</wp14:pctWidth>
+            </wp14:sizeRelH>
+            <wp14:sizeRelV relativeFrom="margin">
+              <wp14:pctHeight>0</wp14:pctHeight>
+            </wp14:sizeRelV>
+          </wp:anchor>
+        </w:drawing>
+      </w:r>
     </w:p>
     <w:p>
       <w:pPr>
@@ -9950,14 +10207,6 @@
           <w:lang w:val="uk-UA"/>
         </w:rPr>
       </w:pPr>
-      <w:r>
-        <w:rPr>
-          <w:sz w:val="22"/>
-          <w:szCs w:val="22"/>
-          <w:lang w:val="uk-UA"/>
-        </w:rPr>
-        <w:t>Оцінка з практики _______________________________________</w:t>
-      </w:r>
     </w:p>
     <w:p>
       <w:pPr>
@@ -10033,7 +10282,55 @@
           <w:szCs w:val="22"/>
           <w:lang w:val="uk-UA"/>
         </w:rPr>
-        <w:t xml:space="preserve">                                 “_____” _________________________ 20___року</w:t>
+        <w:t xml:space="preserve">                             </w:t>
+      </w:r>
+      <w:r>
+        <w:rPr>
+          <w:sz w:val="22"/>
+          <w:szCs w:val="22"/>
+          <w:lang w:val="uk-UA"/>
+        </w:rPr>
+        <w:t xml:space="preserve">                                        </w:t>
+      </w:r>
+      <w:r>
+        <w:rPr>
+          <w:sz w:val="22"/>
+          <w:szCs w:val="22"/>
+          <w:lang w:val="uk-UA"/>
+        </w:rPr>
+        <w:t xml:space="preserve">    “</w:t>
+      </w:r>
+      <w:r>
+        <w:rPr>
+          <w:sz w:val="22"/>
+          <w:szCs w:val="22"/>
+          <w:lang w:val="uk-UA"/>
+        </w:rPr>
+        <w:t>08</w:t>
+      </w:r>
+      <w:r>
+        <w:rPr>
+          <w:sz w:val="22"/>
+          <w:szCs w:val="22"/>
+          <w:lang w:val="uk-UA"/>
+        </w:rPr>
+        <w:t xml:space="preserve">” </w:t>
+      </w:r>
+      <w:r>
+        <w:rPr>
+          <w:sz w:val="22"/>
+          <w:szCs w:val="22"/>
+          <w:lang w:val="uk-UA"/>
+        </w:rPr>
+        <w:t xml:space="preserve">березня 2026 </w:t>
+      </w:r>
+      <w:r>
+        <w:rPr>
+          <w:sz w:val="22"/>
+          <w:szCs w:val="22"/>
+          <w:lang w:val="uk-UA"/>
+        </w:rPr>
+        <w:t>року</w:t>
       </w:r>
     </w:p>
     <w:sectPr>
@@ -11717,4 +12014,16 @@
     </a:ext>
   </a:extLst>
 </a:theme>
+</file>
+
+<file path=customXml/item1.xml><?xml version="1.0" encoding="utf-8"?>
+<b:Sources xmlns:b="http://schemas.openxmlformats.org/officeDocument/2006/bibliography" xmlns="http://schemas.openxmlformats.org/officeDocument/2006/bibliography" SelectedStyle="\APASixthEditionOfficeOnline.xsl" StyleName="APA" Version="6"/>
+</file>
+
+<file path=customXml/itemProps1.xml><?xml version="1.0" encoding="utf-8"?>
+<ds:datastoreItem xmlns:ds="http://schemas.openxmlformats.org/officeDocument/2006/customXml" ds:itemID="{2FF29E39-7990-43C3-9B5D-CE60F0391876}">
+  <ds:schemaRefs>
+    <ds:schemaRef ds:uri="http://schemas.openxmlformats.org/officeDocument/2006/bibliography"/>
+  </ds:schemaRefs>
+</ds:datastoreItem>
 </file>